--- a/backend/static/The_Emergency_Fund_Guide.docx
+++ b/backend/static/The_Emergency_Fund_Guide.docx
@@ -202,7 +202,7 @@
       </w:r>
       <w:r>
         <w:rPr>
-          <w:color w:val="2A2A33"/>
+          <w:color w:val="141418"/>
           <w:sz w:val="26"/>
         </w:rPr>
         <w:t>Introduction — Why an Emergency Fund Changes Your Life</w:t>
@@ -222,7 +222,7 @@
       </w:r>
       <w:r>
         <w:rPr>
-          <w:color w:val="2A2A33"/>
+          <w:color w:val="141418"/>
           <w:sz w:val="26"/>
         </w:rPr>
         <w:t>Why Exactly Three Months?</w:t>
@@ -242,7 +242,7 @@
       </w:r>
       <w:r>
         <w:rPr>
-          <w:color w:val="2A2A33"/>
+          <w:color w:val="141418"/>
           <w:sz w:val="26"/>
         </w:rPr>
         <w:t>Calculating YOUR Number</w:t>
@@ -262,7 +262,7 @@
       </w:r>
       <w:r>
         <w:rPr>
-          <w:color w:val="2A2A33"/>
+          <w:color w:val="141418"/>
           <w:sz w:val="26"/>
         </w:rPr>
         <w:t>Where to Keep It (and Where NOT to)</w:t>
@@ -282,7 +282,7 @@
       </w:r>
       <w:r>
         <w:rPr>
-          <w:color w:val="2A2A33"/>
+          <w:color w:val="141418"/>
           <w:sz w:val="26"/>
         </w:rPr>
         <w:t>The Starter Fund: Your First £1,000</w:t>
@@ -302,7 +302,7 @@
       </w:r>
       <w:r>
         <w:rPr>
-          <w:color w:val="2A2A33"/>
+          <w:color w:val="141418"/>
           <w:sz w:val="26"/>
         </w:rPr>
         <w:t>Scaling to 3 Months — Four Speed Tiers</w:t>
@@ -322,7 +322,7 @@
       </w:r>
       <w:r>
         <w:rPr>
-          <w:color w:val="2A2A33"/>
+          <w:color w:val="141418"/>
           <w:sz w:val="26"/>
         </w:rPr>
         <w:t>What Counts as a Real Emergency?</w:t>
@@ -342,7 +342,7 @@
       </w:r>
       <w:r>
         <w:rPr>
-          <w:color w:val="2A2A33"/>
+          <w:color w:val="141418"/>
           <w:sz w:val="26"/>
         </w:rPr>
         <w:t>Replenishing After You Use It</w:t>
@@ -362,7 +362,7 @@
       </w:r>
       <w:r>
         <w:rPr>
-          <w:color w:val="2A2A33"/>
+          <w:color w:val="141418"/>
           <w:sz w:val="26"/>
         </w:rPr>
         <w:t>Common Mistakes and How to Avoid Them</w:t>
@@ -382,7 +382,7 @@
       </w:r>
       <w:r>
         <w:rPr>
-          <w:color w:val="2A2A33"/>
+          <w:color w:val="141418"/>
           <w:sz w:val="26"/>
         </w:rPr>
         <w:t>Key Takeaways and Action Plan</w:t>
@@ -464,9 +464,9 @@
       <w:r>
         <w:rPr>
           <w:rFonts w:ascii="Montserrat" w:hAnsi="Montserrat" w:cs="Montserrat" w:eastAsia="Montserrat"/>
-          <w:b w:val="0"/>
+          <w:b/>
           <w:i w:val="0"/>
-          <w:color w:val="2A2A33"/>
+          <w:color w:val="141418"/>
           <w:sz w:val="22"/>
         </w:rPr>
         <w:t>Ask any financially secure person what their single most valuable money habit is, and the answer is almost always the same: a well-stocked emergency fund. Not a fancy investment. Not a clever tax loophole. Just cash — set aside, untouchable, ready.</w:t>
@@ -479,9 +479,9 @@
       <w:r>
         <w:rPr>
           <w:rFonts w:ascii="Montserrat" w:hAnsi="Montserrat" w:cs="Montserrat" w:eastAsia="Montserrat"/>
-          <w:b w:val="0"/>
+          <w:b/>
           <w:i w:val="0"/>
-          <w:color w:val="2A2A33"/>
+          <w:color w:val="141418"/>
           <w:sz w:val="22"/>
         </w:rPr>
         <w:t>When you have 3 months of essential expenses sitting in a savings account, something profound shifts. A broken boiler is an inconvenience, not a crisis. A redundancy is stressful, but survivable. An unexpected medical bill gets paid in cash, not on a credit card at 29% APR.</w:t>
@@ -526,7 +526,8 @@
             <w:r>
               <w:rPr>
                 <w:rFonts w:ascii="Montserrat" w:hAnsi="Montserrat" w:cs="Montserrat" w:eastAsia="Montserrat"/>
-                <w:color w:val="2A2A33"/>
+                <w:b/>
+                <w:color w:val="141418"/>
                 <w:sz w:val="21"/>
               </w:rPr>
               <w:t>An emergency fund doesn't make you rich.</w:t>
@@ -604,9 +605,9 @@
       <w:r>
         <w:rPr>
           <w:rFonts w:ascii="Montserrat" w:hAnsi="Montserrat" w:cs="Montserrat" w:eastAsia="Montserrat"/>
-          <w:b w:val="0"/>
+          <w:b/>
           <w:i w:val="0"/>
-          <w:color w:val="2A2A33"/>
+          <w:color w:val="141418"/>
           <w:sz w:val="22"/>
         </w:rPr>
         <w:t>You'll see every figure from 1 to 12 months recommended online. Here's why 3 is the practical sweet spot for most people:</w:t>
@@ -737,7 +738,8 @@
             <w:r>
               <w:rPr>
                 <w:rFonts w:ascii="Montserrat" w:hAnsi="Montserrat" w:cs="Montserrat" w:eastAsia="Montserrat"/>
-                <w:color w:val="2A2A33"/>
+                <w:b/>
+                <w:color w:val="141418"/>
                 <w:sz w:val="18"/>
               </w:rPr>
               <w:t>1 month</w:t>
@@ -764,7 +766,8 @@
             <w:r>
               <w:rPr>
                 <w:rFonts w:ascii="Montserrat" w:hAnsi="Montserrat" w:cs="Montserrat" w:eastAsia="Montserrat"/>
-                <w:color w:val="2A2A33"/>
+                <w:b/>
+                <w:color w:val="141418"/>
                 <w:sz w:val="18"/>
               </w:rPr>
               <w:t>Small shocks (boiler, car, vet)</w:t>
@@ -791,7 +794,8 @@
             <w:r>
               <w:rPr>
                 <w:rFonts w:ascii="Montserrat" w:hAnsi="Montserrat" w:cs="Montserrat" w:eastAsia="Montserrat"/>
-                <w:color w:val="2A2A33"/>
+                <w:b/>
+                <w:color w:val="141418"/>
                 <w:sz w:val="18"/>
               </w:rPr>
               <w:t>Low — often inadequate</w:t>
@@ -823,7 +827,8 @@
             <w:r>
               <w:rPr>
                 <w:rFonts w:ascii="Montserrat" w:hAnsi="Montserrat" w:cs="Montserrat" w:eastAsia="Montserrat"/>
-                <w:color w:val="2A2A33"/>
+                <w:b/>
+                <w:color w:val="141418"/>
                 <w:sz w:val="18"/>
               </w:rPr>
               <w:t>3 months</w:t>
@@ -850,7 +855,8 @@
             <w:r>
               <w:rPr>
                 <w:rFonts w:ascii="Montserrat" w:hAnsi="Montserrat" w:cs="Montserrat" w:eastAsia="Montserrat"/>
-                <w:color w:val="2A2A33"/>
+                <w:b/>
+                <w:color w:val="141418"/>
                 <w:sz w:val="18"/>
               </w:rPr>
               <w:t>Most job losses, major repairs</w:t>
@@ -877,7 +883,8 @@
             <w:r>
               <w:rPr>
                 <w:rFonts w:ascii="Montserrat" w:hAnsi="Montserrat" w:cs="Montserrat" w:eastAsia="Montserrat"/>
-                <w:color w:val="2A2A33"/>
+                <w:b/>
+                <w:color w:val="141418"/>
                 <w:sz w:val="18"/>
               </w:rPr>
               <w:t>Low — the sweet spot</w:t>
@@ -909,7 +916,8 @@
             <w:r>
               <w:rPr>
                 <w:rFonts w:ascii="Montserrat" w:hAnsi="Montserrat" w:cs="Montserrat" w:eastAsia="Montserrat"/>
-                <w:color w:val="2A2A33"/>
+                <w:b/>
+                <w:color w:val="141418"/>
                 <w:sz w:val="18"/>
               </w:rPr>
               <w:t>6 months</w:t>
@@ -936,7 +944,8 @@
             <w:r>
               <w:rPr>
                 <w:rFonts w:ascii="Montserrat" w:hAnsi="Montserrat" w:cs="Montserrat" w:eastAsia="Montserrat"/>
-                <w:color w:val="2A2A33"/>
+                <w:b/>
+                <w:color w:val="141418"/>
                 <w:sz w:val="18"/>
               </w:rPr>
               <w:t>Extended unemployment in your sector</w:t>
@@ -963,7 +972,8 @@
             <w:r>
               <w:rPr>
                 <w:rFonts w:ascii="Montserrat" w:hAnsi="Montserrat" w:cs="Montserrat" w:eastAsia="Montserrat"/>
-                <w:color w:val="2A2A33"/>
+                <w:b/>
+                <w:color w:val="141418"/>
                 <w:sz w:val="18"/>
               </w:rPr>
               <w:t>Medium — large cash drag</w:t>
@@ -995,7 +1005,8 @@
             <w:r>
               <w:rPr>
                 <w:rFonts w:ascii="Montserrat" w:hAnsi="Montserrat" w:cs="Montserrat" w:eastAsia="Montserrat"/>
-                <w:color w:val="2A2A33"/>
+                <w:b/>
+                <w:color w:val="141418"/>
                 <w:sz w:val="18"/>
               </w:rPr>
               <w:t>12 months</w:t>
@@ -1022,7 +1033,8 @@
             <w:r>
               <w:rPr>
                 <w:rFonts w:ascii="Montserrat" w:hAnsi="Montserrat" w:cs="Montserrat" w:eastAsia="Montserrat"/>
-                <w:color w:val="2A2A33"/>
+                <w:b/>
+                <w:color w:val="141418"/>
                 <w:sz w:val="18"/>
               </w:rPr>
               <w:t>Career changes, chronic illness risk</w:t>
@@ -1049,7 +1061,8 @@
             <w:r>
               <w:rPr>
                 <w:rFonts w:ascii="Montserrat" w:hAnsi="Montserrat" w:cs="Montserrat" w:eastAsia="Montserrat"/>
-                <w:color w:val="2A2A33"/>
+                <w:b/>
+                <w:color w:val="141418"/>
                 <w:sz w:val="18"/>
               </w:rPr>
               <w:t>High — better to invest some</w:t>
@@ -1066,9 +1079,9 @@
       <w:r>
         <w:rPr>
           <w:rFonts w:ascii="Montserrat" w:hAnsi="Montserrat" w:cs="Montserrat" w:eastAsia="Montserrat"/>
-          <w:b w:val="0"/>
+          <w:b/>
           <w:i w:val="0"/>
-          <w:color w:val="2A2A33"/>
+          <w:color w:val="141418"/>
           <w:sz w:val="22"/>
         </w:rPr>
         <w:t>For someone in a stable job with in-demand skills, 3 months comfortably covers the average UK unemployment spell (around 8–12 weeks in 2026). For someone self-employed or in a volatile industry, bump it to 6.</w:t>
@@ -1113,7 +1126,8 @@
             <w:r>
               <w:rPr>
                 <w:rFonts w:ascii="Montserrat" w:hAnsi="Montserrat" w:cs="Montserrat" w:eastAsia="Montserrat"/>
-                <w:color w:val="2A2A33"/>
+                <w:b/>
+                <w:color w:val="141418"/>
                 <w:sz w:val="21"/>
               </w:rPr>
               <w:t>Three months is enough to handle 90% of real-life shocks</w:t>
@@ -1191,9 +1205,9 @@
       <w:r>
         <w:rPr>
           <w:rFonts w:ascii="Montserrat" w:hAnsi="Montserrat" w:cs="Montserrat" w:eastAsia="Montserrat"/>
-          <w:b w:val="0"/>
+          <w:b/>
           <w:i w:val="0"/>
-          <w:color w:val="2A2A33"/>
+          <w:color w:val="141418"/>
           <w:sz w:val="22"/>
         </w:rPr>
         <w:t>DO NOT use 3 months of gross pay. That inflates the target badly. The right number is 3 months of essential expenses — the minimum bills you would need to pay if you suddenly had no income.</w:t>
@@ -1216,7 +1230,7 @@
       </w:pPr>
       <w:r>
         <w:rPr>
-          <w:color w:val="2A2A33"/>
+          <w:color w:val="141418"/>
           <w:sz w:val="22"/>
         </w:rPr>
         <w:t>Rent or mortgage</w:t>
@@ -1228,7 +1242,7 @@
       </w:pPr>
       <w:r>
         <w:rPr>
-          <w:color w:val="2A2A33"/>
+          <w:color w:val="141418"/>
           <w:sz w:val="22"/>
         </w:rPr>
         <w:t>Council tax, utilities (gas, electric, water, basic internet)</w:t>
@@ -1240,7 +1254,7 @@
       </w:pPr>
       <w:r>
         <w:rPr>
-          <w:color w:val="2A2A33"/>
+          <w:color w:val="141418"/>
           <w:sz w:val="22"/>
         </w:rPr>
         <w:t>Groceries (cooking at home)</w:t>
@@ -1252,7 +1266,7 @@
       </w:pPr>
       <w:r>
         <w:rPr>
-          <w:color w:val="2A2A33"/>
+          <w:color w:val="141418"/>
           <w:sz w:val="22"/>
         </w:rPr>
         <w:t>Essential transport (bus/train pass, essential petrol, car insurance)</w:t>
@@ -1264,7 +1278,7 @@
       </w:pPr>
       <w:r>
         <w:rPr>
-          <w:color w:val="2A2A33"/>
+          <w:color w:val="141418"/>
           <w:sz w:val="22"/>
         </w:rPr>
         <w:t>Minimum debt payments</w:t>
@@ -1276,7 +1290,7 @@
       </w:pPr>
       <w:r>
         <w:rPr>
-          <w:color w:val="2A2A33"/>
+          <w:color w:val="141418"/>
           <w:sz w:val="22"/>
         </w:rPr>
         <w:t>Childcare</w:t>
@@ -1288,7 +1302,7 @@
       </w:pPr>
       <w:r>
         <w:rPr>
-          <w:color w:val="2A2A33"/>
+          <w:color w:val="141418"/>
           <w:sz w:val="22"/>
         </w:rPr>
         <w:t>Health insurance / prescriptions</w:t>
@@ -1311,7 +1325,7 @@
       </w:pPr>
       <w:r>
         <w:rPr>
-          <w:color w:val="2A2A33"/>
+          <w:color w:val="141418"/>
           <w:sz w:val="22"/>
         </w:rPr>
         <w:t>Eating out, takeaways, coffee shops</w:t>
@@ -1323,7 +1337,7 @@
       </w:pPr>
       <w:r>
         <w:rPr>
-          <w:color w:val="2A2A33"/>
+          <w:color w:val="141418"/>
           <w:sz w:val="22"/>
         </w:rPr>
         <w:t>Subscriptions you could pause (Netflix, Spotify, gym)</w:t>
@@ -1335,7 +1349,7 @@
       </w:pPr>
       <w:r>
         <w:rPr>
-          <w:color w:val="2A2A33"/>
+          <w:color w:val="141418"/>
           <w:sz w:val="22"/>
         </w:rPr>
         <w:t>Hobby spending</w:t>
@@ -1347,7 +1361,7 @@
       </w:pPr>
       <w:r>
         <w:rPr>
-          <w:color w:val="2A2A33"/>
+          <w:color w:val="141418"/>
           <w:sz w:val="22"/>
         </w:rPr>
         <w:t>Holidays</w:t>
@@ -1359,7 +1373,7 @@
       </w:pPr>
       <w:r>
         <w:rPr>
-          <w:color w:val="2A2A33"/>
+          <w:color w:val="141418"/>
           <w:sz w:val="22"/>
         </w:rPr>
         <w:t>Clothes beyond absolute essentials</w:t>
@@ -1404,7 +1418,8 @@
             <w:r>
               <w:rPr>
                 <w:rFonts w:ascii="Montserrat" w:hAnsi="Montserrat" w:cs="Montserrat" w:eastAsia="Montserrat"/>
-                <w:color w:val="2A2A33"/>
+                <w:b/>
+                <w:color w:val="141418"/>
                 <w:sz w:val="21"/>
               </w:rPr>
               <w:t>Monthly essentials × 3 = Your target.</w:t>
@@ -1493,9 +1508,9 @@
       <w:r>
         <w:rPr>
           <w:rFonts w:ascii="Montserrat" w:hAnsi="Montserrat" w:cs="Montserrat" w:eastAsia="Montserrat"/>
-          <w:b w:val="0"/>
+          <w:b/>
           <w:i w:val="0"/>
-          <w:color w:val="2A2A33"/>
+          <w:color w:val="141418"/>
           <w:sz w:val="22"/>
         </w:rPr>
         <w:t>The whole point of an emergency fund is availability. You need the money within 24 hours, no ifs, no penalties. An easy-access savings account or cash ISA from any reputable UK bank does this. In 2026, rates of 4.5–5% AER are readily available.</w:t>
@@ -1519,9 +1534,9 @@
       <w:r>
         <w:rPr>
           <w:rFonts w:ascii="Montserrat" w:hAnsi="Montserrat" w:cs="Montserrat" w:eastAsia="Montserrat"/>
-          <w:b w:val="0"/>
+          <w:b/>
           <w:i w:val="0"/>
-          <w:color w:val="2A2A33"/>
+          <w:color w:val="141418"/>
           <w:sz w:val="22"/>
         </w:rPr>
         <w:t>Never keep an emergency fund in anything that could be down 20% when you need it. Stocks drop. Crypto crashes. Fixed-term bonds lock your money up for months. The slightly higher return is not worth the risk of being unable to access it during an actual emergency.</w:t>
@@ -1681,7 +1696,8 @@
             <w:r>
               <w:rPr>
                 <w:rFonts w:ascii="Montserrat" w:hAnsi="Montserrat" w:cs="Montserrat" w:eastAsia="Montserrat"/>
-                <w:color w:val="2A2A33"/>
+                <w:b/>
+                <w:color w:val="141418"/>
                 <w:sz w:val="18"/>
               </w:rPr>
               <w:t>Easy-access savings</w:t>
@@ -1708,7 +1724,8 @@
             <w:r>
               <w:rPr>
                 <w:rFonts w:ascii="Montserrat" w:hAnsi="Montserrat" w:cs="Montserrat" w:eastAsia="Montserrat"/>
-                <w:color w:val="2A2A33"/>
+                <w:b/>
+                <w:color w:val="141418"/>
                 <w:sz w:val="18"/>
               </w:rPr>
               <w:t>Instant</w:t>
@@ -1735,7 +1752,8 @@
             <w:r>
               <w:rPr>
                 <w:rFonts w:ascii="Montserrat" w:hAnsi="Montserrat" w:cs="Montserrat" w:eastAsia="Montserrat"/>
-                <w:color w:val="2A2A33"/>
+                <w:b/>
+                <w:color w:val="141418"/>
                 <w:sz w:val="18"/>
               </w:rPr>
               <w:t>FSCS protected</w:t>
@@ -1762,7 +1780,8 @@
             <w:r>
               <w:rPr>
                 <w:rFonts w:ascii="Montserrat" w:hAnsi="Montserrat" w:cs="Montserrat" w:eastAsia="Montserrat"/>
-                <w:color w:val="2A2A33"/>
+                <w:b/>
+                <w:color w:val="141418"/>
                 <w:sz w:val="18"/>
               </w:rPr>
               <w:t>YES — ideal</w:t>
@@ -1794,7 +1813,8 @@
             <w:r>
               <w:rPr>
                 <w:rFonts w:ascii="Montserrat" w:hAnsi="Montserrat" w:cs="Montserrat" w:eastAsia="Montserrat"/>
-                <w:color w:val="2A2A33"/>
+                <w:b/>
+                <w:color w:val="141418"/>
                 <w:sz w:val="18"/>
               </w:rPr>
               <w:t>Cash ISA</w:t>
@@ -1821,7 +1841,8 @@
             <w:r>
               <w:rPr>
                 <w:rFonts w:ascii="Montserrat" w:hAnsi="Montserrat" w:cs="Montserrat" w:eastAsia="Montserrat"/>
-                <w:color w:val="2A2A33"/>
+                <w:b/>
+                <w:color w:val="141418"/>
                 <w:sz w:val="18"/>
               </w:rPr>
               <w:t>Instant</w:t>
@@ -1848,7 +1869,8 @@
             <w:r>
               <w:rPr>
                 <w:rFonts w:ascii="Montserrat" w:hAnsi="Montserrat" w:cs="Montserrat" w:eastAsia="Montserrat"/>
-                <w:color w:val="2A2A33"/>
+                <w:b/>
+                <w:color w:val="141418"/>
                 <w:sz w:val="18"/>
               </w:rPr>
               <w:t>FSCS protected</w:t>
@@ -1875,7 +1897,8 @@
             <w:r>
               <w:rPr>
                 <w:rFonts w:ascii="Montserrat" w:hAnsi="Montserrat" w:cs="Montserrat" w:eastAsia="Montserrat"/>
-                <w:color w:val="2A2A33"/>
+                <w:b/>
+                <w:color w:val="141418"/>
                 <w:sz w:val="18"/>
               </w:rPr>
               <w:t>YES — tax-free</w:t>
@@ -1907,7 +1930,8 @@
             <w:r>
               <w:rPr>
                 <w:rFonts w:ascii="Montserrat" w:hAnsi="Montserrat" w:cs="Montserrat" w:eastAsia="Montserrat"/>
-                <w:color w:val="2A2A33"/>
+                <w:b/>
+                <w:color w:val="141418"/>
                 <w:sz w:val="18"/>
               </w:rPr>
               <w:t>Premium Bonds</w:t>
@@ -1934,7 +1958,8 @@
             <w:r>
               <w:rPr>
                 <w:rFonts w:ascii="Montserrat" w:hAnsi="Montserrat" w:cs="Montserrat" w:eastAsia="Montserrat"/>
-                <w:color w:val="2A2A33"/>
+                <w:b/>
+                <w:color w:val="141418"/>
                 <w:sz w:val="18"/>
               </w:rPr>
               <w:t>2–3 days</w:t>
@@ -1961,7 +1986,8 @@
             <w:r>
               <w:rPr>
                 <w:rFonts w:ascii="Montserrat" w:hAnsi="Montserrat" w:cs="Montserrat" w:eastAsia="Montserrat"/>
-                <w:color w:val="2A2A33"/>
+                <w:b/>
+                <w:color w:val="141418"/>
                 <w:sz w:val="18"/>
               </w:rPr>
               <w:t>HM Govt backed</w:t>
@@ -1988,7 +2014,8 @@
             <w:r>
               <w:rPr>
                 <w:rFonts w:ascii="Montserrat" w:hAnsi="Montserrat" w:cs="Montserrat" w:eastAsia="Montserrat"/>
-                <w:color w:val="2A2A33"/>
+                <w:b/>
+                <w:color w:val="141418"/>
                 <w:sz w:val="18"/>
               </w:rPr>
               <w:t>OK — small delay</w:t>
@@ -2020,7 +2047,8 @@
             <w:r>
               <w:rPr>
                 <w:rFonts w:ascii="Montserrat" w:hAnsi="Montserrat" w:cs="Montserrat" w:eastAsia="Montserrat"/>
-                <w:color w:val="2A2A33"/>
+                <w:b/>
+                <w:color w:val="141418"/>
                 <w:sz w:val="18"/>
               </w:rPr>
               <w:t>Fixed 1-year savings</w:t>
@@ -2047,7 +2075,8 @@
             <w:r>
               <w:rPr>
                 <w:rFonts w:ascii="Montserrat" w:hAnsi="Montserrat" w:cs="Montserrat" w:eastAsia="Montserrat"/>
-                <w:color w:val="2A2A33"/>
+                <w:b/>
+                <w:color w:val="141418"/>
                 <w:sz w:val="18"/>
               </w:rPr>
               <w:t>12 months locked</w:t>
@@ -2074,7 +2103,8 @@
             <w:r>
               <w:rPr>
                 <w:rFonts w:ascii="Montserrat" w:hAnsi="Montserrat" w:cs="Montserrat" w:eastAsia="Montserrat"/>
-                <w:color w:val="2A2A33"/>
+                <w:b/>
+                <w:color w:val="141418"/>
                 <w:sz w:val="18"/>
               </w:rPr>
               <w:t>Protected</w:t>
@@ -2101,7 +2131,8 @@
             <w:r>
               <w:rPr>
                 <w:rFonts w:ascii="Montserrat" w:hAnsi="Montserrat" w:cs="Montserrat" w:eastAsia="Montserrat"/>
-                <w:color w:val="2A2A33"/>
+                <w:b/>
+                <w:color w:val="141418"/>
                 <w:sz w:val="18"/>
               </w:rPr>
               <w:t>NO — not liquid</w:t>
@@ -2133,7 +2164,8 @@
             <w:r>
               <w:rPr>
                 <w:rFonts w:ascii="Montserrat" w:hAnsi="Montserrat" w:cs="Montserrat" w:eastAsia="Montserrat"/>
-                <w:color w:val="2A2A33"/>
+                <w:b/>
+                <w:color w:val="141418"/>
                 <w:sz w:val="18"/>
               </w:rPr>
               <w:t>Stocks &amp; Shares ISA</w:t>
@@ -2160,7 +2192,8 @@
             <w:r>
               <w:rPr>
                 <w:rFonts w:ascii="Montserrat" w:hAnsi="Montserrat" w:cs="Montserrat" w:eastAsia="Montserrat"/>
-                <w:color w:val="2A2A33"/>
+                <w:b/>
+                <w:color w:val="141418"/>
                 <w:sz w:val="18"/>
               </w:rPr>
               <w:t>Instant</w:t>
@@ -2187,7 +2220,8 @@
             <w:r>
               <w:rPr>
                 <w:rFonts w:ascii="Montserrat" w:hAnsi="Montserrat" w:cs="Montserrat" w:eastAsia="Montserrat"/>
-                <w:color w:val="2A2A33"/>
+                <w:b/>
+                <w:color w:val="141418"/>
                 <w:sz w:val="18"/>
               </w:rPr>
               <w:t>Market risk</w:t>
@@ -2214,7 +2248,8 @@
             <w:r>
               <w:rPr>
                 <w:rFonts w:ascii="Montserrat" w:hAnsi="Montserrat" w:cs="Montserrat" w:eastAsia="Montserrat"/>
-                <w:color w:val="2A2A33"/>
+                <w:b/>
+                <w:color w:val="141418"/>
                 <w:sz w:val="18"/>
               </w:rPr>
               <w:t>NO — can crash</w:t>
@@ -2246,7 +2281,8 @@
             <w:r>
               <w:rPr>
                 <w:rFonts w:ascii="Montserrat" w:hAnsi="Montserrat" w:cs="Montserrat" w:eastAsia="Montserrat"/>
-                <w:color w:val="2A2A33"/>
+                <w:b/>
+                <w:color w:val="141418"/>
                 <w:sz w:val="18"/>
               </w:rPr>
               <w:t>Current account</w:t>
@@ -2273,7 +2309,8 @@
             <w:r>
               <w:rPr>
                 <w:rFonts w:ascii="Montserrat" w:hAnsi="Montserrat" w:cs="Montserrat" w:eastAsia="Montserrat"/>
-                <w:color w:val="2A2A33"/>
+                <w:b/>
+                <w:color w:val="141418"/>
                 <w:sz w:val="18"/>
               </w:rPr>
               <w:t>Instant</w:t>
@@ -2300,7 +2337,8 @@
             <w:r>
               <w:rPr>
                 <w:rFonts w:ascii="Montserrat" w:hAnsi="Montserrat" w:cs="Montserrat" w:eastAsia="Montserrat"/>
-                <w:color w:val="2A2A33"/>
+                <w:b/>
+                <w:color w:val="141418"/>
                 <w:sz w:val="18"/>
               </w:rPr>
               <w:t>No interest</w:t>
@@ -2327,7 +2365,8 @@
             <w:r>
               <w:rPr>
                 <w:rFonts w:ascii="Montserrat" w:hAnsi="Montserrat" w:cs="Montserrat" w:eastAsia="Montserrat"/>
-                <w:color w:val="2A2A33"/>
+                <w:b/>
+                <w:color w:val="141418"/>
                 <w:sz w:val="18"/>
               </w:rPr>
               <w:t>PARTIAL — only for £500 buffer</w:t>
@@ -2399,9 +2438,9 @@
       <w:r>
         <w:rPr>
           <w:rFonts w:ascii="Montserrat" w:hAnsi="Montserrat" w:cs="Montserrat" w:eastAsia="Montserrat"/>
-          <w:b w:val="0"/>
+          <w:b/>
           <w:i w:val="0"/>
-          <w:color w:val="2A2A33"/>
+          <w:color w:val="141418"/>
           <w:sz w:val="22"/>
         </w:rPr>
         <w:t>Before anything else — before debt repayment, before investing, before holidays — build a £500–£1,000 starter fund. This is NOT your full emergency fund. It's a buffer that absorbs the small shocks that would otherwise force you back into credit card debt.</w:t>
@@ -2424,7 +2463,7 @@
       </w:pPr>
       <w:r>
         <w:rPr>
-          <w:color w:val="2A2A33"/>
+          <w:color w:val="141418"/>
           <w:sz w:val="22"/>
         </w:rPr>
         <w:t>Cancel every non-essential subscription for 2 months (Netflix, Spotify, gym, Amazon Prime).</w:t>
@@ -2436,7 +2475,7 @@
       </w:pPr>
       <w:r>
         <w:rPr>
-          <w:color w:val="2A2A33"/>
+          <w:color w:val="141418"/>
           <w:sz w:val="22"/>
         </w:rPr>
         <w:t>Sell 10 things on eBay, Vinted or Facebook Marketplace.</w:t>
@@ -2448,7 +2487,7 @@
       </w:pPr>
       <w:r>
         <w:rPr>
-          <w:color w:val="2A2A33"/>
+          <w:color w:val="141418"/>
           <w:sz w:val="22"/>
         </w:rPr>
         <w:t>Pick up one week of overtime, extra shifts, or a freelance gig via Upwork/Fiverr.</w:t>
@@ -2460,7 +2499,7 @@
       </w:pPr>
       <w:r>
         <w:rPr>
-          <w:color w:val="2A2A33"/>
+          <w:color w:val="141418"/>
           <w:sz w:val="22"/>
         </w:rPr>
         <w:t>Automate a £200 weekly transfer on payday into a new savings account.</w:t>
@@ -2472,7 +2511,7 @@
       </w:pPr>
       <w:r>
         <w:rPr>
-          <w:color w:val="2A2A33"/>
+          <w:color w:val="141418"/>
           <w:sz w:val="22"/>
         </w:rPr>
         <w:t>Skip all discretionary dining for 2 months — cook every meal.</w:t>
@@ -2517,7 +2556,8 @@
             <w:r>
               <w:rPr>
                 <w:rFonts w:ascii="Montserrat" w:hAnsi="Montserrat" w:cs="Montserrat" w:eastAsia="Montserrat"/>
-                <w:color w:val="2A2A33"/>
+                <w:b/>
+                <w:color w:val="141418"/>
                 <w:sz w:val="21"/>
               </w:rPr>
               <w:t>The £1,000 starter fund is the</w:t>
@@ -2595,9 +2635,9 @@
       <w:r>
         <w:rPr>
           <w:rFonts w:ascii="Montserrat" w:hAnsi="Montserrat" w:cs="Montserrat" w:eastAsia="Montserrat"/>
-          <w:b w:val="0"/>
+          <w:b/>
           <w:i w:val="0"/>
-          <w:color w:val="2A2A33"/>
+          <w:color w:val="141418"/>
           <w:sz w:val="22"/>
         </w:rPr>
         <w:t>Once your £1,000 starter is in place, here's how long the full 3-month target takes at different savings rates (assuming £4,500 target = £1,500/month essentials):</w:t>
@@ -2728,7 +2768,8 @@
             <w:r>
               <w:rPr>
                 <w:rFonts w:ascii="Montserrat" w:hAnsi="Montserrat" w:cs="Montserrat" w:eastAsia="Montserrat"/>
-                <w:color w:val="2A2A33"/>
+                <w:b/>
+                <w:color w:val="141418"/>
                 <w:sz w:val="18"/>
               </w:rPr>
               <w:t>£150/month</w:t>
@@ -2755,7 +2796,8 @@
             <w:r>
               <w:rPr>
                 <w:rFonts w:ascii="Montserrat" w:hAnsi="Montserrat" w:cs="Montserrat" w:eastAsia="Montserrat"/>
-                <w:color w:val="2A2A33"/>
+                <w:b/>
+                <w:color w:val="141418"/>
                 <w:sz w:val="18"/>
               </w:rPr>
               <w:t>24 months</w:t>
@@ -2782,7 +2824,8 @@
             <w:r>
               <w:rPr>
                 <w:rFonts w:ascii="Montserrat" w:hAnsi="Montserrat" w:cs="Montserrat" w:eastAsia="Montserrat"/>
-                <w:color w:val="2A2A33"/>
+                <w:b/>
+                <w:color w:val="141418"/>
                 <w:sz w:val="18"/>
               </w:rPr>
               <w:t>Very easy — set &amp; forget</w:t>
@@ -2814,7 +2857,8 @@
             <w:r>
               <w:rPr>
                 <w:rFonts w:ascii="Montserrat" w:hAnsi="Montserrat" w:cs="Montserrat" w:eastAsia="Montserrat"/>
-                <w:color w:val="2A2A33"/>
+                <w:b/>
+                <w:color w:val="141418"/>
                 <w:sz w:val="18"/>
               </w:rPr>
               <w:t>£300/month</w:t>
@@ -2841,7 +2885,8 @@
             <w:r>
               <w:rPr>
                 <w:rFonts w:ascii="Montserrat" w:hAnsi="Montserrat" w:cs="Montserrat" w:eastAsia="Montserrat"/>
-                <w:color w:val="2A2A33"/>
+                <w:b/>
+                <w:color w:val="141418"/>
                 <w:sz w:val="18"/>
               </w:rPr>
               <w:t>12 months</w:t>
@@ -2868,7 +2913,8 @@
             <w:r>
               <w:rPr>
                 <w:rFonts w:ascii="Montserrat" w:hAnsi="Montserrat" w:cs="Montserrat" w:eastAsia="Montserrat"/>
-                <w:color w:val="2A2A33"/>
+                <w:b/>
+                <w:color w:val="141418"/>
                 <w:sz w:val="18"/>
               </w:rPr>
               <w:t>Easy — minor lifestyle trim</w:t>
@@ -2900,7 +2946,8 @@
             <w:r>
               <w:rPr>
                 <w:rFonts w:ascii="Montserrat" w:hAnsi="Montserrat" w:cs="Montserrat" w:eastAsia="Montserrat"/>
-                <w:color w:val="2A2A33"/>
+                <w:b/>
+                <w:color w:val="141418"/>
                 <w:sz w:val="18"/>
               </w:rPr>
               <w:t>£500/month</w:t>
@@ -2927,7 +2974,8 @@
             <w:r>
               <w:rPr>
                 <w:rFonts w:ascii="Montserrat" w:hAnsi="Montserrat" w:cs="Montserrat" w:eastAsia="Montserrat"/>
-                <w:color w:val="2A2A33"/>
+                <w:b/>
+                <w:color w:val="141418"/>
                 <w:sz w:val="18"/>
               </w:rPr>
               <w:t>7 months</w:t>
@@ -2954,7 +3002,8 @@
             <w:r>
               <w:rPr>
                 <w:rFonts w:ascii="Montserrat" w:hAnsi="Montserrat" w:cs="Montserrat" w:eastAsia="Montserrat"/>
-                <w:color w:val="2A2A33"/>
+                <w:b/>
+                <w:color w:val="141418"/>
                 <w:sz w:val="18"/>
               </w:rPr>
               <w:t>Medium — serious budgeting</w:t>
@@ -2986,7 +3035,8 @@
             <w:r>
               <w:rPr>
                 <w:rFonts w:ascii="Montserrat" w:hAnsi="Montserrat" w:cs="Montserrat" w:eastAsia="Montserrat"/>
-                <w:color w:val="2A2A33"/>
+                <w:b/>
+                <w:color w:val="141418"/>
                 <w:sz w:val="18"/>
               </w:rPr>
               <w:t>£750/month</w:t>
@@ -3013,7 +3063,8 @@
             <w:r>
               <w:rPr>
                 <w:rFonts w:ascii="Montserrat" w:hAnsi="Montserrat" w:cs="Montserrat" w:eastAsia="Montserrat"/>
-                <w:color w:val="2A2A33"/>
+                <w:b/>
+                <w:color w:val="141418"/>
                 <w:sz w:val="18"/>
               </w:rPr>
               <w:t>5 months</w:t>
@@ -3040,7 +3091,8 @@
             <w:r>
               <w:rPr>
                 <w:rFonts w:ascii="Montserrat" w:hAnsi="Montserrat" w:cs="Montserrat" w:eastAsia="Montserrat"/>
-                <w:color w:val="2A2A33"/>
+                <w:b/>
+                <w:color w:val="141418"/>
                 <w:sz w:val="18"/>
               </w:rPr>
               <w:t>High — aggressive cuts + side income</w:t>
@@ -3057,9 +3109,9 @@
       <w:r>
         <w:rPr>
           <w:rFonts w:ascii="Montserrat" w:hAnsi="Montserrat" w:cs="Montserrat" w:eastAsia="Montserrat"/>
-          <w:b w:val="0"/>
+          <w:b/>
           <w:i w:val="0"/>
-          <w:color w:val="2A2A33"/>
+          <w:color w:val="141418"/>
           <w:sz w:val="22"/>
         </w:rPr>
         <w:t>For most households, 12–18 months is the realistic target. Faster is better, but SUSTAINABLE is everything — an emergency fund you built in 4 months of misery will often get spent in week 1 on a "reward" holiday. Build it gradually.</w:t>
@@ -3127,9 +3179,9 @@
       <w:r>
         <w:rPr>
           <w:rFonts w:ascii="Montserrat" w:hAnsi="Montserrat" w:cs="Montserrat" w:eastAsia="Montserrat"/>
-          <w:b w:val="0"/>
+          <w:b/>
           <w:i w:val="0"/>
-          <w:color w:val="2A2A33"/>
+          <w:color w:val="141418"/>
           <w:sz w:val="22"/>
         </w:rPr>
         <w:t>The fund is only as useful as your discipline about when to tap it. Use this test: an emergency is something that is (a) unexpected, (b) urgent, AND (c) essential.</w:t>
@@ -3231,7 +3283,8 @@
             <w:r>
               <w:rPr>
                 <w:rFonts w:ascii="Montserrat" w:hAnsi="Montserrat" w:cs="Montserrat" w:eastAsia="Montserrat"/>
-                <w:color w:val="2A2A33"/>
+                <w:b/>
+                <w:color w:val="141418"/>
                 <w:sz w:val="18"/>
               </w:rPr>
               <w:t>Boiler breaks in January</w:t>
@@ -3258,7 +3311,8 @@
             <w:r>
               <w:rPr>
                 <w:rFonts w:ascii="Montserrat" w:hAnsi="Montserrat" w:cs="Montserrat" w:eastAsia="Montserrat"/>
-                <w:color w:val="2A2A33"/>
+                <w:b/>
+                <w:color w:val="141418"/>
                 <w:sz w:val="18"/>
               </w:rPr>
               <w:t>YES (unexpected + urgent + essential)</w:t>
@@ -3290,7 +3344,8 @@
             <w:r>
               <w:rPr>
                 <w:rFonts w:ascii="Montserrat" w:hAnsi="Montserrat" w:cs="Montserrat" w:eastAsia="Montserrat"/>
-                <w:color w:val="2A2A33"/>
+                <w:b/>
+                <w:color w:val="141418"/>
                 <w:sz w:val="18"/>
               </w:rPr>
               <w:t>Redundancy</w:t>
@@ -3317,7 +3372,8 @@
             <w:r>
               <w:rPr>
                 <w:rFonts w:ascii="Montserrat" w:hAnsi="Montserrat" w:cs="Montserrat" w:eastAsia="Montserrat"/>
-                <w:color w:val="2A2A33"/>
+                <w:b/>
+                <w:color w:val="141418"/>
                 <w:sz w:val="18"/>
               </w:rPr>
               <w:t>YES</w:t>
@@ -3349,7 +3405,8 @@
             <w:r>
               <w:rPr>
                 <w:rFonts w:ascii="Montserrat" w:hAnsi="Montserrat" w:cs="Montserrat" w:eastAsia="Montserrat"/>
-                <w:color w:val="2A2A33"/>
+                <w:b/>
+                <w:color w:val="141418"/>
                 <w:sz w:val="18"/>
               </w:rPr>
               <w:t>Emergency vet bill for pet</w:t>
@@ -3376,7 +3433,8 @@
             <w:r>
               <w:rPr>
                 <w:rFonts w:ascii="Montserrat" w:hAnsi="Montserrat" w:cs="Montserrat" w:eastAsia="Montserrat"/>
-                <w:color w:val="2A2A33"/>
+                <w:b/>
+                <w:color w:val="141418"/>
                 <w:sz w:val="18"/>
               </w:rPr>
               <w:t>YES</w:t>
@@ -3408,7 +3466,8 @@
             <w:r>
               <w:rPr>
                 <w:rFonts w:ascii="Montserrat" w:hAnsi="Montserrat" w:cs="Montserrat" w:eastAsia="Montserrat"/>
-                <w:color w:val="2A2A33"/>
+                <w:b/>
+                <w:color w:val="141418"/>
                 <w:sz w:val="18"/>
               </w:rPr>
               <w:t>A cracked tooth requiring extraction</w:t>
@@ -3435,7 +3494,8 @@
             <w:r>
               <w:rPr>
                 <w:rFonts w:ascii="Montserrat" w:hAnsi="Montserrat" w:cs="Montserrat" w:eastAsia="Montserrat"/>
-                <w:color w:val="2A2A33"/>
+                <w:b/>
+                <w:color w:val="141418"/>
                 <w:sz w:val="18"/>
               </w:rPr>
               <w:t>YES</w:t>
@@ -3467,7 +3527,8 @@
             <w:r>
               <w:rPr>
                 <w:rFonts w:ascii="Montserrat" w:hAnsi="Montserrat" w:cs="Montserrat" w:eastAsia="Montserrat"/>
-                <w:color w:val="2A2A33"/>
+                <w:b/>
+                <w:color w:val="141418"/>
                 <w:sz w:val="18"/>
               </w:rPr>
               <w:t>Sale at your favourite shop</w:t>
@@ -3494,7 +3555,8 @@
             <w:r>
               <w:rPr>
                 <w:rFonts w:ascii="Montserrat" w:hAnsi="Montserrat" w:cs="Montserrat" w:eastAsia="Montserrat"/>
-                <w:color w:val="2A2A33"/>
+                <w:b/>
+                <w:color w:val="141418"/>
                 <w:sz w:val="18"/>
               </w:rPr>
               <w:t>NO</w:t>
@@ -3526,7 +3588,8 @@
             <w:r>
               <w:rPr>
                 <w:rFonts w:ascii="Montserrat" w:hAnsi="Montserrat" w:cs="Montserrat" w:eastAsia="Montserrat"/>
-                <w:color w:val="2A2A33"/>
+                <w:b/>
+                <w:color w:val="141418"/>
                 <w:sz w:val="18"/>
               </w:rPr>
               <w:t>Holiday you want but didn't save for</w:t>
@@ -3553,7 +3616,8 @@
             <w:r>
               <w:rPr>
                 <w:rFonts w:ascii="Montserrat" w:hAnsi="Montserrat" w:cs="Montserrat" w:eastAsia="Montserrat"/>
-                <w:color w:val="2A2A33"/>
+                <w:b/>
+                <w:color w:val="141418"/>
                 <w:sz w:val="18"/>
               </w:rPr>
               <w:t>NO</w:t>
@@ -3585,7 +3649,8 @@
             <w:r>
               <w:rPr>
                 <w:rFonts w:ascii="Montserrat" w:hAnsi="Montserrat" w:cs="Montserrat" w:eastAsia="Montserrat"/>
-                <w:color w:val="2A2A33"/>
+                <w:b/>
+                <w:color w:val="141418"/>
                 <w:sz w:val="18"/>
               </w:rPr>
               <w:t>Christmas presents</w:t>
@@ -3612,7 +3677,8 @@
             <w:r>
               <w:rPr>
                 <w:rFonts w:ascii="Montserrat" w:hAnsi="Montserrat" w:cs="Montserrat" w:eastAsia="Montserrat"/>
-                <w:color w:val="2A2A33"/>
+                <w:b/>
+                <w:color w:val="141418"/>
                 <w:sz w:val="18"/>
               </w:rPr>
               <w:t>NO (predictable)</w:t>
@@ -3644,7 +3710,8 @@
             <w:r>
               <w:rPr>
                 <w:rFonts w:ascii="Montserrat" w:hAnsi="Montserrat" w:cs="Montserrat" w:eastAsia="Montserrat"/>
-                <w:color w:val="2A2A33"/>
+                <w:b/>
+                <w:color w:val="141418"/>
                 <w:sz w:val="18"/>
               </w:rPr>
               <w:t>Car MOT / service</w:t>
@@ -3671,7 +3738,8 @@
             <w:r>
               <w:rPr>
                 <w:rFonts w:ascii="Montserrat" w:hAnsi="Montserrat" w:cs="Montserrat" w:eastAsia="Montserrat"/>
-                <w:color w:val="2A2A33"/>
+                <w:b/>
+                <w:color w:val="141418"/>
                 <w:sz w:val="18"/>
               </w:rPr>
               <w:t>NO (predictable)</w:t>
@@ -3720,7 +3788,8 @@
             <w:r>
               <w:rPr>
                 <w:rFonts w:ascii="Montserrat" w:hAnsi="Montserrat" w:cs="Montserrat" w:eastAsia="Montserrat"/>
-                <w:color w:val="2A2A33"/>
+                <w:b/>
+                <w:color w:val="141418"/>
                 <w:sz w:val="21"/>
               </w:rPr>
               <w:t>If it's predictable, it's a BUDGET item.</w:t>
@@ -3798,9 +3867,9 @@
       <w:r>
         <w:rPr>
           <w:rFonts w:ascii="Montserrat" w:hAnsi="Montserrat" w:cs="Montserrat" w:eastAsia="Montserrat"/>
-          <w:b w:val="0"/>
+          <w:b/>
           <w:i w:val="0"/>
-          <w:color w:val="2A2A33"/>
+          <w:color w:val="141418"/>
           <w:sz w:val="22"/>
         </w:rPr>
         <w:t>Using your emergency fund is not a failure — it's exactly what it exists for. The critical habit is treating replenishment as non-negotiable the moment the crisis passes.</w:t>
@@ -3812,7 +3881,7 @@
       </w:pPr>
       <w:r>
         <w:rPr>
-          <w:color w:val="2A2A33"/>
+          <w:color w:val="141418"/>
           <w:sz w:val="22"/>
         </w:rPr>
         <w:t>Week 1 after crisis: pause all discretionary spending.</w:t>
@@ -3824,7 +3893,7 @@
       </w:pPr>
       <w:r>
         <w:rPr>
-          <w:color w:val="2A2A33"/>
+          <w:color w:val="141418"/>
           <w:sz w:val="22"/>
         </w:rPr>
         <w:t>Week 2: set up an automatic monthly contribution to rebuild.</w:t>
@@ -3836,7 +3905,7 @@
       </w:pPr>
       <w:r>
         <w:rPr>
-          <w:color w:val="2A2A33"/>
+          <w:color w:val="141418"/>
           <w:sz w:val="22"/>
         </w:rPr>
         <w:t>Month 1–6: treat the fund as priority #2 after minimum debt payments.</w:t>
@@ -3848,7 +3917,7 @@
       </w:pPr>
       <w:r>
         <w:rPr>
-          <w:color w:val="2A2A33"/>
+          <w:color w:val="141418"/>
           <w:sz w:val="22"/>
         </w:rPr>
         <w:t>Do NOT invest new money until the fund is back to full strength.</w:t>
@@ -3860,7 +3929,7 @@
       </w:pPr>
       <w:r>
         <w:rPr>
-          <w:color w:val="2A2A33"/>
+          <w:color w:val="141418"/>
           <w:sz w:val="22"/>
         </w:rPr>
         <w:t>Do NOT delay because "I'll top it up next year". Next year becomes never.</w:t>
@@ -3939,9 +4008,9 @@
       <w:r>
         <w:rPr>
           <w:rFonts w:ascii="Montserrat" w:hAnsi="Montserrat" w:cs="Montserrat" w:eastAsia="Montserrat"/>
-          <w:b w:val="0"/>
+          <w:b/>
           <w:i w:val="0"/>
-          <w:color w:val="2A2A33"/>
+          <w:color w:val="141418"/>
           <w:sz w:val="22"/>
         </w:rPr>
         <w:t>The money must be mentally AND physically separate. If you can see it alongside your spending money, you will spend it.</w:t>
@@ -3965,9 +4034,9 @@
       <w:r>
         <w:rPr>
           <w:rFonts w:ascii="Montserrat" w:hAnsi="Montserrat" w:cs="Montserrat" w:eastAsia="Montserrat"/>
-          <w:b w:val="0"/>
+          <w:b/>
           <w:i w:val="0"/>
-          <w:color w:val="2A2A33"/>
+          <w:color w:val="141418"/>
           <w:sz w:val="22"/>
         </w:rPr>
         <w:t>Stock market funds drop 30%+ in crashes. The day you need the money will often be the day the market is down. Keep this cash in cash.</w:t>
@@ -3991,9 +4060,9 @@
       <w:r>
         <w:rPr>
           <w:rFonts w:ascii="Montserrat" w:hAnsi="Montserrat" w:cs="Montserrat" w:eastAsia="Montserrat"/>
-          <w:b w:val="0"/>
+          <w:b/>
           <w:i w:val="0"/>
-          <w:color w:val="2A2A33"/>
+          <w:color w:val="141418"/>
           <w:sz w:val="22"/>
         </w:rPr>
         <w:t>Aiming for 12 months before even starting is paralysis. Build 1 month first. Then 2. Then 3. Never let perfect be the enemy of done.</w:t>
@@ -4017,9 +4086,9 @@
       <w:r>
         <w:rPr>
           <w:rFonts w:ascii="Montserrat" w:hAnsi="Montserrat" w:cs="Montserrat" w:eastAsia="Montserrat"/>
-          <w:b w:val="0"/>
+          <w:b/>
           <w:i w:val="0"/>
-          <w:color w:val="2A2A33"/>
+          <w:color w:val="141418"/>
           <w:sz w:val="22"/>
         </w:rPr>
         <w:t>Birthdays and Christmas are not emergencies. They are scheduled. Budget for them separately.</w:t>
@@ -4043,9 +4112,9 @@
       <w:r>
         <w:rPr>
           <w:rFonts w:ascii="Montserrat" w:hAnsi="Montserrat" w:cs="Montserrat" w:eastAsia="Montserrat"/>
-          <w:b w:val="0"/>
+          <w:b/>
           <w:i w:val="0"/>
-          <w:color w:val="2A2A33"/>
+          <w:color w:val="141418"/>
           <w:sz w:val="22"/>
         </w:rPr>
         <w:t>Review your target number once a year. £4,500 in 2020 probably needs to be £5,500 in 2026 for the same standard of living.</w:t>
@@ -4112,7 +4181,7 @@
       </w:pPr>
       <w:r>
         <w:rPr>
-          <w:color w:val="2A2A33"/>
+          <w:color w:val="141418"/>
           <w:sz w:val="22"/>
         </w:rPr>
         <w:t>3 months of ESSENTIAL expenses is the target (not 3 months of gross pay).</w:t>
@@ -4124,7 +4193,7 @@
       </w:pPr>
       <w:r>
         <w:rPr>
-          <w:color w:val="2A2A33"/>
+          <w:color w:val="141418"/>
           <w:sz w:val="22"/>
         </w:rPr>
         <w:t>For most UK households this works out at £3,000–£6,000.</w:t>
@@ -4136,7 +4205,7 @@
       </w:pPr>
       <w:r>
         <w:rPr>
-          <w:color w:val="2A2A33"/>
+          <w:color w:val="141418"/>
           <w:sz w:val="22"/>
         </w:rPr>
         <w:t>Keep it in easy-access savings or a cash ISA. Never in stocks or crypto.</w:t>
@@ -4148,7 +4217,7 @@
       </w:pPr>
       <w:r>
         <w:rPr>
-          <w:color w:val="2A2A33"/>
+          <w:color w:val="141418"/>
           <w:sz w:val="22"/>
         </w:rPr>
         <w:t>Build £500–£1,000 as a starter buffer FIRST, before the full fund.</w:t>
@@ -4160,7 +4229,7 @@
       </w:pPr>
       <w:r>
         <w:rPr>
-          <w:color w:val="2A2A33"/>
+          <w:color w:val="141418"/>
           <w:sz w:val="22"/>
         </w:rPr>
         <w:t>Automate contributions — willpower fails, direct debits don't.</w:t>
@@ -4172,7 +4241,7 @@
       </w:pPr>
       <w:r>
         <w:rPr>
-          <w:color w:val="2A2A33"/>
+          <w:color w:val="141418"/>
           <w:sz w:val="22"/>
         </w:rPr>
         <w:t>Use it only for unexpected + urgent + essential events.</w:t>
@@ -4184,7 +4253,7 @@
       </w:pPr>
       <w:r>
         <w:rPr>
-          <w:color w:val="2A2A33"/>
+          <w:color w:val="141418"/>
           <w:sz w:val="22"/>
         </w:rPr>
         <w:t>Replenish aggressively after any use.</w:t>
@@ -4207,7 +4276,7 @@
       </w:pPr>
       <w:r>
         <w:rPr>
-          <w:color w:val="2A2A33"/>
+          <w:color w:val="141418"/>
           <w:sz w:val="22"/>
         </w:rPr>
         <w:t>Day 1: Calculate your essential monthly expenses (cooking + bills only).</w:t>
@@ -4219,7 +4288,7 @@
       </w:pPr>
       <w:r>
         <w:rPr>
-          <w:color w:val="2A2A33"/>
+          <w:color w:val="141418"/>
           <w:sz w:val="22"/>
         </w:rPr>
         <w:t>Day 2: Multiply by 3. That's your target.</w:t>
@@ -4231,7 +4300,7 @@
       </w:pPr>
       <w:r>
         <w:rPr>
-          <w:color w:val="2A2A33"/>
+          <w:color w:val="141418"/>
           <w:sz w:val="22"/>
         </w:rPr>
         <w:t>Day 3: Open a separate easy-access savings account.</w:t>
@@ -4243,7 +4312,7 @@
       </w:pPr>
       <w:r>
         <w:rPr>
-          <w:color w:val="2A2A33"/>
+          <w:color w:val="141418"/>
           <w:sz w:val="22"/>
         </w:rPr>
         <w:t>Day 4: Transfer whatever you can afford today, even £20.</w:t>
@@ -4255,7 +4324,7 @@
       </w:pPr>
       <w:r>
         <w:rPr>
-          <w:color w:val="2A2A33"/>
+          <w:color w:val="141418"/>
           <w:sz w:val="22"/>
         </w:rPr>
         <w:t>Day 5: Set up an automatic £200 monthly direct debit on payday.</w:t>
@@ -4267,7 +4336,7 @@
       </w:pPr>
       <w:r>
         <w:rPr>
-          <w:color w:val="2A2A33"/>
+          <w:color w:val="141418"/>
           <w:sz w:val="22"/>
         </w:rPr>
         <w:t>Day 6: Cancel 3 subscriptions you don't truly need and redirect to the fund.</w:t>
@@ -4279,7 +4348,7 @@
       </w:pPr>
       <w:r>
         <w:rPr>
-          <w:color w:val="2A2A33"/>
+          <w:color w:val="141418"/>
           <w:sz w:val="22"/>
         </w:rPr>
         <w:t>Day 7: Diarise a review for 3 months time.</w:t>
@@ -4292,9 +4361,9 @@
       <w:r>
         <w:rPr>
           <w:rFonts w:ascii="Montserrat" w:hAnsi="Montserrat" w:cs="Montserrat" w:eastAsia="Montserrat"/>
-          <w:b w:val="0"/>
+          <w:b/>
           <w:i w:val="0"/>
-          <w:color w:val="2A2A33"/>
+          <w:color w:val="141418"/>
           <w:sz w:val="22"/>
         </w:rPr>
         <w:t>Visit www.incomeonline.info to discover 199+ platforms that can accelerate your savings rate — even an extra £100/month cuts your timeline nearly in half.</w:t>
@@ -4876,7 +4945,8 @@
     </w:pPr>
     <w:rPr>
       <w:rFonts w:ascii="Montserrat" w:hAnsi="Montserrat" w:cs="Montserrat" w:eastAsia="Montserrat"/>
-      <w:color w:val="2A2A33"/>
+      <w:b/>
+      <w:color w:val="141418"/>
       <w:sz w:val="22"/>
     </w:rPr>
   </w:style>
@@ -5411,6 +5481,7 @@
     </w:pPr>
     <w:rPr>
       <w:rFonts w:ascii="Montserrat" w:hAnsi="Montserrat" w:cs="Montserrat" w:eastAsia="Montserrat"/>
+      <w:b/>
     </w:rPr>
   </w:style>
   <w:style w:type="paragraph" w:styleId="ListBullet2">
@@ -5453,6 +5524,7 @@
     </w:pPr>
     <w:rPr>
       <w:rFonts w:ascii="Montserrat" w:hAnsi="Montserrat" w:cs="Montserrat" w:eastAsia="Montserrat"/>
+      <w:b/>
     </w:rPr>
   </w:style>
   <w:style w:type="paragraph" w:styleId="ListNumber2">
